--- a/output/India_Summary_DRAFT.docx
+++ b/output/India_Summary_DRAFT.docx
@@ -128,9 +128,9 @@
               <w:rPr>
                 <w:b/>
                 <w:color w:val="0B0B0B"/>
-                <w:sz w:val="40"/>
+                <w:sz w:val="36"/>
               </w:rPr>
-              <w:t>About 1.46 billion</w:t>
+              <w:t>1.46 bn</w:t>
             </w:r>
           </w:p>
           <w:p>
@@ -168,9 +168,9 @@
               <w:rPr>
                 <w:b/>
                 <w:color w:val="0B0B0B"/>
-                <w:sz w:val="40"/>
+                <w:sz w:val="36"/>
               </w:rPr>
-              <w:t>About $11,748</w:t>
+              <w:t>$11,748</w:t>
             </w:r>
           </w:p>
           <w:p>
@@ -182,7 +182,7 @@
                 <w:color w:val="52514E"/>
                 <w:sz w:val="17"/>
               </w:rPr>
-              <w:t>GDP per capita (PPP), 2025</w:t>
+              <w:t>GDP per capita (PPP), about, 2025</w:t>
             </w:r>
             <w:hyperlink r:id="rId12">
               <w:r>
@@ -208,7 +208,7 @@
               <w:rPr>
                 <w:b/>
                 <w:color w:val="0B0B0B"/>
-                <w:sz w:val="40"/>
+                <w:sz w:val="36"/>
               </w:rPr>
               <w:t>3.37%</w:t>
             </w:r>
@@ -248,7 +248,7 @@
               <w:rPr>
                 <w:b/>
                 <w:color w:val="0B0B0B"/>
-                <w:sz w:val="40"/>
+                <w:sz w:val="36"/>
               </w:rPr>
               <w:t>43.4%</w:t>
             </w:r>
@@ -290,9 +290,9 @@
               <w:rPr>
                 <w:b/>
                 <w:color w:val="0B0B0B"/>
-                <w:sz w:val="40"/>
+                <w:sz w:val="36"/>
               </w:rPr>
-              <w:t>About 0.95</w:t>
+              <w:t>0.95</w:t>
             </w:r>
           </w:p>
           <w:p>
@@ -304,7 +304,7 @@
                 <w:color w:val="52514E"/>
                 <w:sz w:val="17"/>
               </w:rPr>
-              <w:t>Registered doctors per 1,000, 2025</w:t>
+              <w:t>Registered doctors per 1,000, about, 2025</w:t>
             </w:r>
             <w:hyperlink r:id="rId15">
               <w:r>
@@ -330,9 +330,9 @@
               <w:rPr>
                 <w:b/>
                 <w:color w:val="0B0B0B"/>
-                <w:sz w:val="40"/>
+                <w:sz w:val="36"/>
               </w:rPr>
-              <w:t>13.25 crore</w:t>
+              <w:t>132.5 m</w:t>
             </w:r>
           </w:p>
           <w:p>
@@ -344,7 +344,7 @@
                 <w:color w:val="52514E"/>
                 <w:sz w:val="17"/>
               </w:rPr>
-              <w:t>PM-JAY admissions in 8 years, to 2026</w:t>
+              <w:t>PM-JAY admissions funded, 8 years to 2026</w:t>
             </w:r>
             <w:hyperlink r:id="rId16">
               <w:r>
@@ -370,7 +370,7 @@
               <w:rPr>
                 <w:b/>
                 <w:color w:val="0B0B0B"/>
-                <w:sz w:val="40"/>
+                <w:sz w:val="36"/>
               </w:rPr>
               <w:t>64.6%</w:t>
             </w:r>
@@ -410,9 +410,9 @@
               <w:rPr>
                 <w:b/>
                 <w:color w:val="0B0B0B"/>
-                <w:sz w:val="40"/>
+                <w:sz w:val="36"/>
               </w:rPr>
-              <w:t>6.44 lakh</w:t>
+              <w:t>644,000</w:t>
             </w:r>
           </w:p>
           <w:p>

--- a/output/India_Summary_DRAFT.docx
+++ b/output/India_Summary_DRAFT.docx
@@ -449,6 +449,192 @@
           <w:color w:val="B31822"/>
           <w:sz w:val="24"/>
         </w:rPr>
+        <w:t>Country background</w:t>
+      </w:r>
+    </w:p>
+    <w:p>
+      <w:r>
+        <w:rPr>
+          <w:sz w:val="21"/>
+        </w:rPr>
+        <w:t>India, with about 1.46 billion people in 2025, is a federal parliamentary democratic republic with its capital in New Delhi.</w:t>
+      </w:r>
+      <w:hyperlink r:id="rId11">
+        <w:r>
+          <w:rPr>
+            <w:color w:val="B31822"/>
+            <w:vertAlign w:val="superscript"/>
+          </w:rPr>
+          <w:t xml:space="preserve">3</w:t>
+        </w:r>
+      </w:hyperlink>
+      <w:hyperlink r:id="rId19">
+        <w:r>
+          <w:rPr>
+            <w:color w:val="B31822"/>
+            <w:vertAlign w:val="superscript"/>
+          </w:rPr>
+          <w:t xml:space="preserve">1</w:t>
+        </w:r>
+      </w:hyperlink>
+      <w:hyperlink r:id="rId20">
+        <w:r>
+          <w:rPr>
+            <w:color w:val="B31822"/>
+            <w:vertAlign w:val="superscript"/>
+          </w:rPr>
+          <w:t xml:space="preserve">2</w:t>
+        </w:r>
+      </w:hyperlink>
+      <w:r>
+        <w:rPr>
+          <w:sz w:val="21"/>
+        </w:rPr>
+        <w:t xml:space="preserve"> President Droupadi Murmu is head of state, and Prime Minister Narendra Modi, in office since 2014, began a third term in June 2024.</w:t>
+      </w:r>
+      <w:hyperlink r:id="rId21">
+        <w:r>
+          <w:rPr>
+            <w:color w:val="B31822"/>
+            <w:vertAlign w:val="superscript"/>
+          </w:rPr>
+          <w:t xml:space="preserve">8</w:t>
+        </w:r>
+      </w:hyperlink>
+      <w:hyperlink r:id="rId22">
+        <w:r>
+          <w:rPr>
+            <w:color w:val="B31822"/>
+            <w:vertAlign w:val="superscript"/>
+          </w:rPr>
+          <w:t xml:space="preserve">9</w:t>
+        </w:r>
+      </w:hyperlink>
+      <w:r>
+        <w:rPr>
+          <w:sz w:val="21"/>
+        </w:rPr>
+        <w:t xml:space="preserve"> Health care delivery is a state responsibility under the Constitution, and a state government is often the counterparty for a foreign partner.</w:t>
+      </w:r>
+      <w:hyperlink r:id="rId20">
+        <w:r>
+          <w:rPr>
+            <w:color w:val="B31822"/>
+            <w:vertAlign w:val="superscript"/>
+          </w:rPr>
+          <w:t xml:space="preserve">2</w:t>
+        </w:r>
+      </w:hyperlink>
+      <w:hyperlink r:id="rId23">
+        <w:r>
+          <w:rPr>
+            <w:color w:val="B31822"/>
+            <w:vertAlign w:val="superscript"/>
+          </w:rPr>
+          <w:t xml:space="preserve">24</w:t>
+        </w:r>
+      </w:hyperlink>
+      <w:r>
+        <w:rPr>
+          <w:sz w:val="21"/>
+        </w:rPr>
+        <w:t xml:space="preserve"> The IMF counts India among the fastest-growing major economies: official provisional estimates put real GDP growth at 7.7 percent in FY2025-26, and the World Bank puts 2025 GDP at about US$17.2 trillion in purchasing-power terms.</w:t>
+      </w:r>
+      <w:hyperlink r:id="rId24">
+        <w:r>
+          <w:rPr>
+            <w:color w:val="B31822"/>
+            <w:vertAlign w:val="superscript"/>
+          </w:rPr>
+          <w:t xml:space="preserve">25</w:t>
+        </w:r>
+      </w:hyperlink>
+      <w:hyperlink r:id="rId25">
+        <w:r>
+          <w:rPr>
+            <w:color w:val="B31822"/>
+            <w:vertAlign w:val="superscript"/>
+          </w:rPr>
+          <w:t xml:space="preserve">26</w:t>
+        </w:r>
+      </w:hyperlink>
+      <w:hyperlink r:id="rId26">
+        <w:r>
+          <w:rPr>
+            <w:color w:val="B31822"/>
+            <w:vertAlign w:val="superscript"/>
+          </w:rPr>
+          <w:t xml:space="preserve">5</w:t>
+        </w:r>
+      </w:hyperlink>
+      <w:r>
+        <w:rPr>
+          <w:sz w:val="21"/>
+        </w:rPr>
+        <w:t xml:space="preserve"> The population is aging: fertility fell to 1.9 in 2024, below replacement, and UNFPA projects the share aged 60 and over to rise from 10.5 percent in 2022 to 20.8 percent by 2050.</w:t>
+      </w:r>
+      <w:hyperlink r:id="rId27">
+        <w:r>
+          <w:rPr>
+            <w:color w:val="B31822"/>
+            <w:vertAlign w:val="superscript"/>
+          </w:rPr>
+          <w:t xml:space="preserve">12</w:t>
+        </w:r>
+      </w:hyperlink>
+      <w:hyperlink r:id="rId28">
+        <w:r>
+          <w:rPr>
+            <w:color w:val="B31822"/>
+            <w:vertAlign w:val="superscript"/>
+          </w:rPr>
+          <w:t xml:space="preserve">15</w:t>
+        </w:r>
+      </w:hyperlink>
+      <w:hyperlink r:id="rId29">
+        <w:r>
+          <w:rPr>
+            <w:color w:val="B31822"/>
+            <w:vertAlign w:val="superscript"/>
+          </w:rPr>
+          <w:t xml:space="preserve">16</w:t>
+        </w:r>
+      </w:hyperlink>
+      <w:r>
+        <w:rPr>
+          <w:sz w:val="21"/>
+        </w:rPr>
+        <w:t xml:space="preserve"> US trade policy is a risk: most Indian goods have faced a 10 percent US duty since 24 July 2026.</w:t>
+      </w:r>
+      <w:hyperlink r:id="rId30">
+        <w:r>
+          <w:rPr>
+            <w:color w:val="B31822"/>
+            <w:vertAlign w:val="superscript"/>
+          </w:rPr>
+          <w:t xml:space="preserve">29</w:t>
+        </w:r>
+      </w:hyperlink>
+      <w:hyperlink r:id="rId31">
+        <w:r>
+          <w:rPr>
+            <w:color w:val="B31822"/>
+            <w:vertAlign w:val="superscript"/>
+          </w:rPr>
+          <w:t xml:space="preserve">30</w:t>
+        </w:r>
+      </w:hyperlink>
+    </w:p>
+    <w:p>
+      <w:pPr>
+        <w:spacing w:before="160" w:after="60"/>
+      </w:pPr>
+      <w:r>
+        <w:rPr>
+          <w:b/>
+          <w:color w:val="B31822"/>
+          <w:sz w:val="24"/>
+        </w:rPr>
         <w:t>Key takeaways for CSI</w:t>
       </w:r>
     </w:p>
@@ -463,7 +649,7 @@
         </w:rPr>
         <w:t>Two-tier market: PM-JAY rates anchor mass care; a smaller paying and international segment sustains premium care.</w:t>
       </w:r>
-      <w:hyperlink r:id="rId19">
+      <w:hyperlink r:id="rId32">
         <w:r>
           <w:rPr>
             <w:color w:val="B31822"/>
@@ -493,7 +679,7 @@
         </w:rPr>
         <w:t>Mount Sinai's exclusive Ramaiah collaboration, reportedly 10 years, is CSI's closest peer model.</w:t>
       </w:r>
-      <w:hyperlink r:id="rId20">
+      <w:hyperlink r:id="rId33">
         <w:r>
           <w:rPr>
             <w:color w:val="B31822"/>
@@ -502,7 +688,7 @@
           <w:t xml:space="preserve">122</w:t>
         </w:r>
       </w:hyperlink>
-      <w:hyperlink r:id="rId21">
+      <w:hyperlink r:id="rId34">
         <w:r>
           <w:rPr>
             <w:color w:val="B31822"/>
@@ -523,7 +709,7 @@
         </w:rPr>
         <w:t>Private chains are the likeliest commercial partners; state governments are often the counterparty.</w:t>
       </w:r>
-      <w:hyperlink r:id="rId22">
+      <w:hyperlink r:id="rId35">
         <w:r>
           <w:rPr>
             <w:color w:val="B31822"/>
@@ -562,7 +748,7 @@
           <w:t xml:space="preserve">80</w:t>
         </w:r>
       </w:hyperlink>
-      <w:hyperlink r:id="rId24">
+      <w:hyperlink r:id="rId36">
         <w:r>
           <w:rPr>
             <w:color w:val="B31822"/>
@@ -605,7 +791,7 @@
         </w:rPr>
         <w:t>States run delivery, from 1,81,873 Ayushman Arogya Mandirs to AIIMS and Tata Memorial Centre.</w:t>
       </w:r>
-      <w:hyperlink r:id="rId25">
+      <w:hyperlink r:id="rId20">
         <w:r>
           <w:rPr>
             <w:color w:val="B31822"/>
@@ -614,7 +800,7 @@
           <w:t xml:space="preserve">2</w:t>
         </w:r>
       </w:hyperlink>
-      <w:hyperlink r:id="rId26">
+      <w:hyperlink r:id="rId37">
         <w:r>
           <w:rPr>
             <w:color w:val="B31822"/>
@@ -644,7 +830,7 @@
           <w:t xml:space="preserve">23</w:t>
         </w:r>
       </w:hyperlink>
-      <w:hyperlink r:id="rId27">
+      <w:hyperlink r:id="rId38">
         <w:r>
           <w:rPr>
             <w:color w:val="B31822"/>
@@ -674,7 +860,7 @@
           <w:t xml:space="preserve">80</w:t>
         </w:r>
       </w:hyperlink>
-      <w:hyperlink r:id="rId28">
+      <w:hyperlink r:id="rId39">
         <w:r>
           <w:rPr>
             <w:color w:val="B31822"/>
@@ -683,7 +869,7 @@
           <w:t xml:space="preserve">55</w:t>
         </w:r>
       </w:hyperlink>
-      <w:hyperlink r:id="rId29">
+      <w:hyperlink r:id="rId40">
         <w:r>
           <w:rPr>
             <w:color w:val="B31822"/>
@@ -722,7 +908,7 @@
                     <pic:cNvPicPr/>
                   </pic:nvPicPr>
                   <pic:blipFill>
-                    <a:blip r:embed="rId30"/>
+                    <a:blip r:embed="rId41"/>
                     <a:stretch>
                       <a:fillRect/>
                     </a:stretch>
@@ -761,7 +947,7 @@
           <w:t xml:space="preserve">76,</w:t>
         </w:r>
       </w:hyperlink>
-      <w:hyperlink r:id="rId31">
+      <w:hyperlink r:id="rId42">
         <w:r>
           <w:rPr>
             <w:color w:val="B31822"/>
@@ -800,7 +986,7 @@
                     <pic:cNvPicPr/>
                   </pic:nvPicPr>
                   <pic:blipFill>
-                    <a:blip r:embed="rId32"/>
+                    <a:blip r:embed="rId43"/>
                     <a:stretch>
                       <a:fillRect/>
                     </a:stretch>
@@ -848,7 +1034,7 @@
           <w:t xml:space="preserve">3,</w:t>
         </w:r>
       </w:hyperlink>
-      <w:hyperlink r:id="rId24">
+      <w:hyperlink r:id="rId36">
         <w:r>
           <w:rPr>
             <w:color w:val="B31822"/>
@@ -857,7 +1043,7 @@
           <w:t xml:space="preserve">83,</w:t>
         </w:r>
       </w:hyperlink>
-      <w:hyperlink r:id="rId33">
+      <w:hyperlink r:id="rId44">
         <w:r>
           <w:rPr>
             <w:color w:val="B31822"/>
@@ -866,7 +1052,7 @@
           <w:t xml:space="preserve">84,</w:t>
         </w:r>
       </w:hyperlink>
-      <w:hyperlink r:id="rId28">
+      <w:hyperlink r:id="rId39">
         <w:r>
           <w:rPr>
             <w:color w:val="B31822"/>
@@ -875,7 +1061,7 @@
           <w:t xml:space="preserve">55,</w:t>
         </w:r>
       </w:hyperlink>
-      <w:hyperlink r:id="rId34">
+      <w:hyperlink r:id="rId45">
         <w:r>
           <w:rPr>
             <w:color w:val="B31822"/>
@@ -884,7 +1070,7 @@
           <w:t xml:space="preserve">86,</w:t>
         </w:r>
       </w:hyperlink>
-      <w:hyperlink r:id="rId35">
+      <w:hyperlink r:id="rId46">
         <w:r>
           <w:rPr>
             <w:color w:val="B31822"/>
@@ -893,7 +1079,7 @@
           <w:t xml:space="preserve">87,</w:t>
         </w:r>
       </w:hyperlink>
-      <w:hyperlink r:id="rId36">
+      <w:hyperlink r:id="rId47">
         <w:r>
           <w:rPr>
             <w:color w:val="B31822"/>
@@ -936,7 +1122,7 @@
         </w:rPr>
         <w:t>Manipal (13,037 licensed beds), Apollo (10,970, including overseas) and Aster DM Quality Care (over 10,600) lead.</w:t>
       </w:r>
-      <w:hyperlink r:id="rId37">
+      <w:hyperlink r:id="rId48">
         <w:r>
           <w:rPr>
             <w:color w:val="B31822"/>
@@ -945,7 +1131,7 @@
           <w:t xml:space="preserve">62</w:t>
         </w:r>
       </w:hyperlink>
-      <w:hyperlink r:id="rId38">
+      <w:hyperlink r:id="rId49">
         <w:r>
           <w:rPr>
             <w:color w:val="B31822"/>
@@ -954,7 +1140,7 @@
           <w:t xml:space="preserve">64</w:t>
         </w:r>
       </w:hyperlink>
-      <w:hyperlink r:id="rId39">
+      <w:hyperlink r:id="rId50">
         <w:r>
           <w:rPr>
             <w:color w:val="B31822"/>
@@ -975,7 +1161,7 @@
         </w:rPr>
         <w:t>Capital: Manipal's Rs 9,275 crore IPO, Blackstone in Aster, KKR's pending Medicover deal, IHH controlling Fortis.</w:t>
       </w:r>
-      <w:hyperlink r:id="rId40">
+      <w:hyperlink r:id="rId51">
         <w:r>
           <w:rPr>
             <w:color w:val="B31822"/>
@@ -984,7 +1170,7 @@
           <w:t xml:space="preserve">63</w:t>
         </w:r>
       </w:hyperlink>
-      <w:hyperlink r:id="rId41">
+      <w:hyperlink r:id="rId52">
         <w:r>
           <w:rPr>
             <w:color w:val="B31822"/>
@@ -993,7 +1179,7 @@
           <w:t xml:space="preserve">66</w:t>
         </w:r>
       </w:hyperlink>
-      <w:hyperlink r:id="rId42">
+      <w:hyperlink r:id="rId53">
         <w:r>
           <w:rPr>
             <w:color w:val="B31822"/>
@@ -1002,7 +1188,7 @@
           <w:t xml:space="preserve">74</w:t>
         </w:r>
       </w:hyperlink>
-      <w:hyperlink r:id="rId43">
+      <w:hyperlink r:id="rId54">
         <w:r>
           <w:rPr>
             <w:color w:val="B31822"/>
@@ -1023,7 +1209,7 @@
         </w:rPr>
         <w:t>Cleveland Clinic anchors Navi Mumbai MediCity under an MoU; Mayo advises Adani's two Health Cities.</w:t>
       </w:r>
-      <w:hyperlink r:id="rId44">
+      <w:hyperlink r:id="rId55">
         <w:r>
           <w:rPr>
             <w:color w:val="B31822"/>
@@ -1032,7 +1218,7 @@
           <w:t xml:space="preserve">103</w:t>
         </w:r>
       </w:hyperlink>
-      <w:hyperlink r:id="rId45">
+      <w:hyperlink r:id="rId56">
         <w:r>
           <w:rPr>
             <w:color w:val="B31822"/>
@@ -1071,7 +1257,7 @@
                     <pic:cNvPicPr/>
                   </pic:nvPicPr>
                   <pic:blipFill>
-                    <a:blip r:embed="rId46"/>
+                    <a:blip r:embed="rId57"/>
                     <a:stretch>
                       <a:fillRect/>
                     </a:stretch>
@@ -1101,7 +1287,7 @@
         </w:rPr>
         <w:t xml:space="preserve">Definitions differ: Manipal licensed beds and Max operational beds (31 March 2026); *Apollo includes managed and overseas hospitals and day-surgery units (March 2026); Aster DM Quality Care after its July 2026 merger; Medicover India is being acquired by KKR. Sources: </w:t>
       </w:r>
-      <w:hyperlink r:id="rId37">
+      <w:hyperlink r:id="rId48">
         <w:r>
           <w:rPr>
             <w:color w:val="B31822"/>
@@ -1110,7 +1296,7 @@
           <w:t xml:space="preserve">62,</w:t>
         </w:r>
       </w:hyperlink>
-      <w:hyperlink r:id="rId40">
+      <w:hyperlink r:id="rId51">
         <w:r>
           <w:rPr>
             <w:color w:val="B31822"/>
@@ -1119,7 +1305,7 @@
           <w:t xml:space="preserve">63,</w:t>
         </w:r>
       </w:hyperlink>
-      <w:hyperlink r:id="rId38">
+      <w:hyperlink r:id="rId49">
         <w:r>
           <w:rPr>
             <w:color w:val="B31822"/>
@@ -1128,7 +1314,7 @@
           <w:t xml:space="preserve">64,</w:t>
         </w:r>
       </w:hyperlink>
-      <w:hyperlink r:id="rId47">
+      <w:hyperlink r:id="rId58">
         <w:r>
           <w:rPr>
             <w:color w:val="B31822"/>
@@ -1137,7 +1323,7 @@
           <w:t xml:space="preserve">65,</w:t>
         </w:r>
       </w:hyperlink>
-      <w:hyperlink r:id="rId41">
+      <w:hyperlink r:id="rId52">
         <w:r>
           <w:rPr>
             <w:color w:val="B31822"/>
@@ -1146,7 +1332,7 @@
           <w:t xml:space="preserve">66,</w:t>
         </w:r>
       </w:hyperlink>
-      <w:hyperlink r:id="rId39">
+      <w:hyperlink r:id="rId50">
         <w:r>
           <w:rPr>
             <w:color w:val="B31822"/>
@@ -1155,7 +1341,7 @@
           <w:t xml:space="preserve">67,</w:t>
         </w:r>
       </w:hyperlink>
-      <w:hyperlink r:id="rId48">
+      <w:hyperlink r:id="rId59">
         <w:r>
           <w:rPr>
             <w:color w:val="B31822"/>
@@ -1164,7 +1350,7 @@
           <w:t xml:space="preserve">68,</w:t>
         </w:r>
       </w:hyperlink>
-      <w:hyperlink r:id="rId49">
+      <w:hyperlink r:id="rId60">
         <w:r>
           <w:rPr>
             <w:color w:val="B31822"/>
@@ -1173,7 +1359,7 @@
           <w:t xml:space="preserve">69,</w:t>
         </w:r>
       </w:hyperlink>
-      <w:hyperlink r:id="rId50">
+      <w:hyperlink r:id="rId61">
         <w:r>
           <w:rPr>
             <w:color w:val="B31822"/>
@@ -1182,7 +1368,7 @@
           <w:t xml:space="preserve">70,</w:t>
         </w:r>
       </w:hyperlink>
-      <w:hyperlink r:id="rId42">
+      <w:hyperlink r:id="rId53">
         <w:r>
           <w:rPr>
             <w:color w:val="B31822"/>
@@ -1191,7 +1377,7 @@
           <w:t xml:space="preserve">74,</w:t>
         </w:r>
       </w:hyperlink>
-      <w:hyperlink r:id="rId51">
+      <w:hyperlink r:id="rId62">
         <w:r>
           <w:rPr>
             <w:color w:val="B31822"/>
@@ -1824,7 +2010,7 @@
         </w:rPr>
         <w:t>Nursing, fellowship and allied-health training, backing budget plans for 1 lakh more allied health professionals.</w:t>
       </w:r>
-      <w:hyperlink r:id="rId24">
+      <w:hyperlink r:id="rId36">
         <w:r>
           <w:rPr>
             <w:color w:val="B31822"/>
@@ -1833,7 +2019,7 @@
           <w:t xml:space="preserve">83</w:t>
         </w:r>
       </w:hyperlink>
-      <w:hyperlink r:id="rId52">
+      <w:hyperlink r:id="rId63">
         <w:r>
           <w:rPr>
             <w:color w:val="B31822"/>
@@ -1854,7 +2040,7 @@
         </w:rPr>
         <w:t>Affiliations, second-opinion services and clinical program development with corporate hospital chains.</w:t>
       </w:r>
-      <w:hyperlink r:id="rId37">
+      <w:hyperlink r:id="rId48">
         <w:r>
           <w:rPr>
             <w:color w:val="B31822"/>
@@ -1863,7 +2049,7 @@
           <w:t xml:space="preserve">62</w:t>
         </w:r>
       </w:hyperlink>
-      <w:hyperlink r:id="rId22">
+      <w:hyperlink r:id="rId35">
         <w:r>
           <w:rPr>
             <w:color w:val="B31822"/>
@@ -1884,7 +2070,7 @@
         </w:rPr>
         <w:t>Cardiology, oncology, metabolic and transplant care in the aging south, west and National Capital Region.</w:t>
       </w:r>
-      <w:hyperlink r:id="rId53">
+      <w:hyperlink r:id="rId28">
         <w:r>
           <w:rPr>
             <w:color w:val="B31822"/>
@@ -1893,7 +2079,7 @@
           <w:t xml:space="preserve">15</w:t>
         </w:r>
       </w:hyperlink>
-      <w:hyperlink r:id="rId54">
+      <w:hyperlink r:id="rId64">
         <w:r>
           <w:rPr>
             <w:color w:val="B31822"/>
@@ -1902,7 +2088,7 @@
           <w:t xml:space="preserve">37</w:t>
         </w:r>
       </w:hyperlink>
-      <w:hyperlink r:id="rId55">
+      <w:hyperlink r:id="rId65">
         <w:r>
           <w:rPr>
             <w:color w:val="B31822"/>
@@ -1945,7 +2131,7 @@
           <w:t xml:space="preserve">104</w:t>
         </w:r>
       </w:hyperlink>
-      <w:hyperlink r:id="rId56">
+      <w:hyperlink r:id="rId66">
         <w:r>
           <w:rPr>
             <w:color w:val="B31822"/>
@@ -1966,7 +2152,7 @@
         </w:rPr>
         <w:t>A 2026 US law allows tariffs up to 100% on the largest Russian energy buyers; generics face Section 232 review.</w:t>
       </w:r>
-      <w:hyperlink r:id="rId57">
+      <w:hyperlink r:id="rId67">
         <w:r>
           <w:rPr>
             <w:color w:val="B31822"/>
@@ -1975,7 +2161,7 @@
           <w:t xml:space="preserve">33</w:t>
         </w:r>
       </w:hyperlink>
-      <w:hyperlink r:id="rId58">
+      <w:hyperlink r:id="rId68">
         <w:r>
           <w:rPr>
             <w:color w:val="B31822"/>
@@ -2005,7 +2191,7 @@
           <w:t xml:space="preserve">23</w:t>
         </w:r>
       </w:hyperlink>
-      <w:hyperlink r:id="rId29">
+      <w:hyperlink r:id="rId40">
         <w:r>
           <w:rPr>
             <w:color w:val="B31822"/>
@@ -2069,7 +2255,7 @@
           <w:sz w:val="20"/>
         </w:rPr>
       </w:r>
-      <w:hyperlink r:id="rId44">
+      <w:hyperlink r:id="rId55">
         <w:r>
           <w:rPr>
             <w:color w:val="B31822"/>
@@ -2102,7 +2288,7 @@
         </w:rPr>
         <w:t>KKR agreed to buy Medicover India's 24 hospitals; closing expected fourth quarter 2026.</w:t>
       </w:r>
-      <w:hyperlink r:id="rId42">
+      <w:hyperlink r:id="rId53">
         <w:r>
           <w:rPr>
             <w:color w:val="B31822"/>
@@ -2116,7 +2302,7 @@
           <w:sz w:val="20"/>
         </w:rPr>
       </w:r>
-      <w:hyperlink r:id="rId51">
+      <w:hyperlink r:id="rId62">
         <w:r>
           <w:rPr>
             <w:color w:val="B31822"/>
@@ -2163,7 +2349,7 @@
           <w:sz w:val="20"/>
         </w:rPr>
       </w:r>
-      <w:hyperlink r:id="rId59">
+      <w:hyperlink r:id="rId69">
         <w:r>
           <w:rPr>
             <w:color w:val="B31822"/>

--- a/output/India_Summary_DRAFT.docx
+++ b/output/India_Summary_DRAFT.docx
@@ -465,7 +465,7 @@
             <w:color w:val="B31822"/>
             <w:vertAlign w:val="superscript"/>
           </w:rPr>
-          <w:t xml:space="preserve">3</w:t>
+          <w:t xml:space="preserve">3,</w:t>
         </w:r>
       </w:hyperlink>
       <w:hyperlink r:id="rId19">
@@ -474,7 +474,7 @@
             <w:color w:val="B31822"/>
             <w:vertAlign w:val="superscript"/>
           </w:rPr>
-          <w:t xml:space="preserve">1</w:t>
+          <w:t xml:space="preserve">1,</w:t>
         </w:r>
       </w:hyperlink>
       <w:hyperlink r:id="rId20">
@@ -498,7 +498,7 @@
             <w:color w:val="B31822"/>
             <w:vertAlign w:val="superscript"/>
           </w:rPr>
-          <w:t xml:space="preserve">8</w:t>
+          <w:t xml:space="preserve">8,</w:t>
         </w:r>
       </w:hyperlink>
       <w:hyperlink r:id="rId22">
@@ -522,7 +522,7 @@
             <w:color w:val="B31822"/>
             <w:vertAlign w:val="superscript"/>
           </w:rPr>
-          <w:t xml:space="preserve">2</w:t>
+          <w:t xml:space="preserve">2,</w:t>
         </w:r>
       </w:hyperlink>
       <w:hyperlink r:id="rId23">
@@ -546,7 +546,7 @@
             <w:color w:val="B31822"/>
             <w:vertAlign w:val="superscript"/>
           </w:rPr>
-          <w:t xml:space="preserve">25</w:t>
+          <w:t xml:space="preserve">25,</w:t>
         </w:r>
       </w:hyperlink>
       <w:hyperlink r:id="rId25">
@@ -555,7 +555,7 @@
             <w:color w:val="B31822"/>
             <w:vertAlign w:val="superscript"/>
           </w:rPr>
-          <w:t xml:space="preserve">26</w:t>
+          <w:t xml:space="preserve">26,</w:t>
         </w:r>
       </w:hyperlink>
       <w:hyperlink r:id="rId26">
@@ -579,7 +579,7 @@
             <w:color w:val="B31822"/>
             <w:vertAlign w:val="superscript"/>
           </w:rPr>
-          <w:t xml:space="preserve">12</w:t>
+          <w:t xml:space="preserve">12,</w:t>
         </w:r>
       </w:hyperlink>
       <w:hyperlink r:id="rId28">
@@ -588,7 +588,7 @@
             <w:color w:val="B31822"/>
             <w:vertAlign w:val="superscript"/>
           </w:rPr>
-          <w:t xml:space="preserve">15</w:t>
+          <w:t xml:space="preserve">15,</w:t>
         </w:r>
       </w:hyperlink>
       <w:hyperlink r:id="rId29">
@@ -612,7 +612,7 @@
             <w:color w:val="B31822"/>
             <w:vertAlign w:val="superscript"/>
           </w:rPr>
-          <w:t xml:space="preserve">29</w:t>
+          <w:t xml:space="preserve">29,</w:t>
         </w:r>
       </w:hyperlink>
       <w:hyperlink r:id="rId31">
@@ -655,7 +655,7 @@
             <w:color w:val="B31822"/>
             <w:vertAlign w:val="superscript"/>
           </w:rPr>
-          <w:t xml:space="preserve">59</w:t>
+          <w:t xml:space="preserve">59,</w:t>
         </w:r>
       </w:hyperlink>
       <w:hyperlink r:id="rId16">
@@ -685,7 +685,7 @@
             <w:color w:val="B31822"/>
             <w:vertAlign w:val="superscript"/>
           </w:rPr>
-          <w:t xml:space="preserve">122</w:t>
+          <w:t xml:space="preserve">122,</w:t>
         </w:r>
       </w:hyperlink>
       <w:hyperlink r:id="rId34">
@@ -715,7 +715,7 @@
             <w:color w:val="B31822"/>
             <w:vertAlign w:val="superscript"/>
           </w:rPr>
-          <w:t xml:space="preserve">72</w:t>
+          <w:t xml:space="preserve">72,</w:t>
         </w:r>
       </w:hyperlink>
       <w:hyperlink r:id="rId23">
@@ -745,7 +745,7 @@
             <w:color w:val="B31822"/>
             <w:vertAlign w:val="superscript"/>
           </w:rPr>
-          <w:t xml:space="preserve">80</w:t>
+          <w:t xml:space="preserve">80,</w:t>
         </w:r>
       </w:hyperlink>
       <w:hyperlink r:id="rId36">
@@ -797,7 +797,7 @@
             <w:color w:val="B31822"/>
             <w:vertAlign w:val="superscript"/>
           </w:rPr>
-          <w:t xml:space="preserve">2</w:t>
+          <w:t xml:space="preserve">2,</w:t>
         </w:r>
       </w:hyperlink>
       <w:hyperlink r:id="rId37">
@@ -827,7 +827,7 @@
             <w:color w:val="B31822"/>
             <w:vertAlign w:val="superscript"/>
           </w:rPr>
-          <w:t xml:space="preserve">23</w:t>
+          <w:t xml:space="preserve">23,</w:t>
         </w:r>
       </w:hyperlink>
       <w:hyperlink r:id="rId38">
@@ -857,7 +857,7 @@
             <w:color w:val="B31822"/>
             <w:vertAlign w:val="superscript"/>
           </w:rPr>
-          <w:t xml:space="preserve">80</w:t>
+          <w:t xml:space="preserve">80,</w:t>
         </w:r>
       </w:hyperlink>
       <w:hyperlink r:id="rId39">
@@ -866,7 +866,7 @@
             <w:color w:val="B31822"/>
             <w:vertAlign w:val="superscript"/>
           </w:rPr>
-          <w:t xml:space="preserve">55</w:t>
+          <w:t xml:space="preserve">55,</w:t>
         </w:r>
       </w:hyperlink>
       <w:hyperlink r:id="rId40">
@@ -1128,7 +1128,7 @@
             <w:color w:val="B31822"/>
             <w:vertAlign w:val="superscript"/>
           </w:rPr>
-          <w:t xml:space="preserve">62</w:t>
+          <w:t xml:space="preserve">62,</w:t>
         </w:r>
       </w:hyperlink>
       <w:hyperlink r:id="rId49">
@@ -1137,7 +1137,7 @@
             <w:color w:val="B31822"/>
             <w:vertAlign w:val="superscript"/>
           </w:rPr>
-          <w:t xml:space="preserve">64</w:t>
+          <w:t xml:space="preserve">64,</w:t>
         </w:r>
       </w:hyperlink>
       <w:hyperlink r:id="rId50">
@@ -1167,7 +1167,7 @@
             <w:color w:val="B31822"/>
             <w:vertAlign w:val="superscript"/>
           </w:rPr>
-          <w:t xml:space="preserve">63</w:t>
+          <w:t xml:space="preserve">63,</w:t>
         </w:r>
       </w:hyperlink>
       <w:hyperlink r:id="rId52">
@@ -1176,7 +1176,7 @@
             <w:color w:val="B31822"/>
             <w:vertAlign w:val="superscript"/>
           </w:rPr>
-          <w:t xml:space="preserve">66</w:t>
+          <w:t xml:space="preserve">66,</w:t>
         </w:r>
       </w:hyperlink>
       <w:hyperlink r:id="rId53">
@@ -1185,7 +1185,7 @@
             <w:color w:val="B31822"/>
             <w:vertAlign w:val="superscript"/>
           </w:rPr>
-          <w:t xml:space="preserve">74</w:t>
+          <w:t xml:space="preserve">74,</w:t>
         </w:r>
       </w:hyperlink>
       <w:hyperlink r:id="rId54">
@@ -1215,7 +1215,7 @@
             <w:color w:val="B31822"/>
             <w:vertAlign w:val="superscript"/>
           </w:rPr>
-          <w:t xml:space="preserve">103</w:t>
+          <w:t xml:space="preserve">103,</w:t>
         </w:r>
       </w:hyperlink>
       <w:hyperlink r:id="rId56">
@@ -2016,7 +2016,7 @@
             <w:color w:val="B31822"/>
             <w:vertAlign w:val="superscript"/>
           </w:rPr>
-          <w:t xml:space="preserve">83</w:t>
+          <w:t xml:space="preserve">83,</w:t>
         </w:r>
       </w:hyperlink>
       <w:hyperlink r:id="rId63">
@@ -2046,7 +2046,7 @@
             <w:color w:val="B31822"/>
             <w:vertAlign w:val="superscript"/>
           </w:rPr>
-          <w:t xml:space="preserve">62</w:t>
+          <w:t xml:space="preserve">62,</w:t>
         </w:r>
       </w:hyperlink>
       <w:hyperlink r:id="rId35">
@@ -2076,7 +2076,7 @@
             <w:color w:val="B31822"/>
             <w:vertAlign w:val="superscript"/>
           </w:rPr>
-          <w:t xml:space="preserve">15</w:t>
+          <w:t xml:space="preserve">15,</w:t>
         </w:r>
       </w:hyperlink>
       <w:hyperlink r:id="rId64">
@@ -2085,7 +2085,7 @@
             <w:color w:val="B31822"/>
             <w:vertAlign w:val="superscript"/>
           </w:rPr>
-          <w:t xml:space="preserve">37</w:t>
+          <w:t xml:space="preserve">37,</w:t>
         </w:r>
       </w:hyperlink>
       <w:hyperlink r:id="rId65">
@@ -2128,7 +2128,7 @@
             <w:color w:val="B31822"/>
             <w:vertAlign w:val="superscript"/>
           </w:rPr>
-          <w:t xml:space="preserve">104</w:t>
+          <w:t xml:space="preserve">104,</w:t>
         </w:r>
       </w:hyperlink>
       <w:hyperlink r:id="rId66">
@@ -2158,7 +2158,7 @@
             <w:color w:val="B31822"/>
             <w:vertAlign w:val="superscript"/>
           </w:rPr>
-          <w:t xml:space="preserve">33</w:t>
+          <w:t xml:space="preserve">33,</w:t>
         </w:r>
       </w:hyperlink>
       <w:hyperlink r:id="rId68">
@@ -2188,7 +2188,7 @@
             <w:color w:val="B31822"/>
             <w:vertAlign w:val="superscript"/>
           </w:rPr>
-          <w:t xml:space="preserve">23</w:t>
+          <w:t xml:space="preserve">23,</w:t>
         </w:r>
       </w:hyperlink>
       <w:hyperlink r:id="rId40">
@@ -2197,7 +2197,7 @@
             <w:color w:val="B31822"/>
             <w:vertAlign w:val="superscript"/>
           </w:rPr>
-          <w:t xml:space="preserve">89</w:t>
+          <w:t xml:space="preserve">89,</w:t>
         </w:r>
       </w:hyperlink>
       <w:hyperlink r:id="rId16">
@@ -2247,14 +2247,9 @@
             <w:color w:val="B31822"/>
             <w:vertAlign w:val="superscript"/>
           </w:rPr>
-          <w:t xml:space="preserve">24</w:t>
+          <w:t xml:space="preserve">24,</w:t>
         </w:r>
       </w:hyperlink>
-      <w:r>
-        <w:rPr>
-          <w:sz w:val="20"/>
-        </w:rPr>
-      </w:r>
       <w:hyperlink r:id="rId55">
         <w:r>
           <w:rPr>
@@ -2264,11 +2259,6 @@
           <w:t xml:space="preserve">103</w:t>
         </w:r>
       </w:hyperlink>
-      <w:r>
-        <w:rPr>
-          <w:sz w:val="20"/>
-        </w:rPr>
-      </w:r>
     </w:p>
     <w:p>
       <w:pPr>
@@ -2294,14 +2284,9 @@
             <w:color w:val="B31822"/>
             <w:vertAlign w:val="superscript"/>
           </w:rPr>
-          <w:t xml:space="preserve">74</w:t>
+          <w:t xml:space="preserve">74,</w:t>
         </w:r>
       </w:hyperlink>
-      <w:r>
-        <w:rPr>
-          <w:sz w:val="20"/>
-        </w:rPr>
-      </w:r>
       <w:hyperlink r:id="rId62">
         <w:r>
           <w:rPr>
@@ -2311,11 +2296,6 @@
           <w:t xml:space="preserve">137</w:t>
         </w:r>
       </w:hyperlink>
-      <w:r>
-        <w:rPr>
-          <w:sz w:val="20"/>
-        </w:rPr>
-      </w:r>
     </w:p>
     <w:p>
       <w:pPr>
@@ -2341,14 +2321,9 @@
             <w:color w:val="B31822"/>
             <w:vertAlign w:val="superscript"/>
           </w:rPr>
-          <w:t xml:space="preserve">56</w:t>
+          <w:t xml:space="preserve">56,</w:t>
         </w:r>
       </w:hyperlink>
-      <w:r>
-        <w:rPr>
-          <w:sz w:val="20"/>
-        </w:rPr>
-      </w:r>
       <w:hyperlink r:id="rId69">
         <w:r>
           <w:rPr>
@@ -2358,11 +2333,6 @@
           <w:t xml:space="preserve">57</w:t>
         </w:r>
       </w:hyperlink>
-      <w:r>
-        <w:rPr>
-          <w:sz w:val="20"/>
-        </w:rPr>
-      </w:r>
     </w:p>
     <w:sectPr>
       <w:footerReference w:type="default" r:id="rId9"/>

--- a/output/India_Summary_DRAFT.docx
+++ b/output/India_Summary_DRAFT.docx
@@ -459,15 +459,6 @@
         </w:rPr>
         <w:t>India, with about 1.46 billion people in 2025, is a federal parliamentary democratic republic with its capital in New Delhi.</w:t>
       </w:r>
-      <w:hyperlink r:id="rId11">
-        <w:r>
-          <w:rPr>
-            <w:color w:val="B31822"/>
-            <w:vertAlign w:val="superscript"/>
-          </w:rPr>
-          <w:t xml:space="preserve">3,</w:t>
-        </w:r>
-      </w:hyperlink>
       <w:hyperlink r:id="rId19">
         <w:r>
           <w:rPr>
@@ -483,7 +474,16 @@
             <w:color w:val="B31822"/>
             <w:vertAlign w:val="superscript"/>
           </w:rPr>
-          <w:t xml:space="preserve">2</w:t>
+          <w:t xml:space="preserve">2,</w:t>
+        </w:r>
+      </w:hyperlink>
+      <w:hyperlink r:id="rId11">
+        <w:r>
+          <w:rPr>
+            <w:color w:val="B31822"/>
+            <w:vertAlign w:val="superscript"/>
+          </w:rPr>
+          <w:t xml:space="preserve">3</w:t>
         </w:r>
       </w:hyperlink>
       <w:r>
@@ -546,7 +546,7 @@
             <w:color w:val="B31822"/>
             <w:vertAlign w:val="superscript"/>
           </w:rPr>
-          <w:t xml:space="preserve">25,</w:t>
+          <w:t xml:space="preserve">5,</w:t>
         </w:r>
       </w:hyperlink>
       <w:hyperlink r:id="rId25">
@@ -555,7 +555,7 @@
             <w:color w:val="B31822"/>
             <w:vertAlign w:val="superscript"/>
           </w:rPr>
-          <w:t xml:space="preserve">26,</w:t>
+          <w:t xml:space="preserve">25,</w:t>
         </w:r>
       </w:hyperlink>
       <w:hyperlink r:id="rId26">
@@ -564,7 +564,7 @@
             <w:color w:val="B31822"/>
             <w:vertAlign w:val="superscript"/>
           </w:rPr>
-          <w:t xml:space="preserve">5</w:t>
+          <w:t xml:space="preserve">26</w:t>
         </w:r>
       </w:hyperlink>
       <w:r>
@@ -649,22 +649,22 @@
         </w:rPr>
         <w:t>Two-tier market: PM-JAY rates anchor mass care; a smaller paying and international segment sustains premium care.</w:t>
       </w:r>
+      <w:hyperlink r:id="rId16">
+        <w:r>
+          <w:rPr>
+            <w:color w:val="B31822"/>
+            <w:vertAlign w:val="superscript"/>
+          </w:rPr>
+          <w:t xml:space="preserve">56,</w:t>
+        </w:r>
+      </w:hyperlink>
       <w:hyperlink r:id="rId32">
         <w:r>
           <w:rPr>
             <w:color w:val="B31822"/>
             <w:vertAlign w:val="superscript"/>
           </w:rPr>
-          <w:t xml:space="preserve">59,</w:t>
-        </w:r>
-      </w:hyperlink>
-      <w:hyperlink r:id="rId16">
-        <w:r>
-          <w:rPr>
-            <w:color w:val="B31822"/>
-            <w:vertAlign w:val="superscript"/>
-          </w:rPr>
-          <w:t xml:space="preserve">56</w:t>
+          <w:t xml:space="preserve">59</w:t>
         </w:r>
       </w:hyperlink>
     </w:p>
@@ -709,22 +709,22 @@
         </w:rPr>
         <w:t>Private chains are the likeliest commercial partners; state governments are often the counterparty.</w:t>
       </w:r>
+      <w:hyperlink r:id="rId23">
+        <w:r>
+          <w:rPr>
+            <w:color w:val="B31822"/>
+            <w:vertAlign w:val="superscript"/>
+          </w:rPr>
+          <w:t xml:space="preserve">24,</w:t>
+        </w:r>
+      </w:hyperlink>
       <w:hyperlink r:id="rId35">
         <w:r>
           <w:rPr>
             <w:color w:val="B31822"/>
             <w:vertAlign w:val="superscript"/>
           </w:rPr>
-          <w:t xml:space="preserve">72,</w:t>
-        </w:r>
-      </w:hyperlink>
-      <w:hyperlink r:id="rId23">
-        <w:r>
-          <w:rPr>
-            <w:color w:val="B31822"/>
-            <w:vertAlign w:val="superscript"/>
-          </w:rPr>
-          <w:t xml:space="preserve">24</w:t>
+          <w:t xml:space="preserve">72</w:t>
         </w:r>
       </w:hyperlink>
     </w:p>
@@ -851,6 +851,15 @@
         </w:rPr>
         <w:t>Under one registered doctor and 0.6 public beds per 1,000; rural centers lacked 79.9% of specialists in 2023.</w:t>
       </w:r>
+      <w:hyperlink r:id="rId39">
+        <w:r>
+          <w:rPr>
+            <w:color w:val="B31822"/>
+            <w:vertAlign w:val="superscript"/>
+          </w:rPr>
+          <w:t xml:space="preserve">55,</w:t>
+        </w:r>
+      </w:hyperlink>
       <w:hyperlink r:id="rId15">
         <w:r>
           <w:rPr>
@@ -858,15 +867,6 @@
             <w:vertAlign w:val="superscript"/>
           </w:rPr>
           <w:t xml:space="preserve">80,</w:t>
-        </w:r>
-      </w:hyperlink>
-      <w:hyperlink r:id="rId39">
-        <w:r>
-          <w:rPr>
-            <w:color w:val="B31822"/>
-            <w:vertAlign w:val="superscript"/>
-          </w:rPr>
-          <w:t xml:space="preserve">55,</w:t>
         </w:r>
       </w:hyperlink>
       <w:hyperlink r:id="rId40">
@@ -1185,7 +1185,7 @@
             <w:color w:val="B31822"/>
             <w:vertAlign w:val="superscript"/>
           </w:rPr>
-          <w:t xml:space="preserve">74,</w:t>
+          <w:t xml:space="preserve">71,</w:t>
         </w:r>
       </w:hyperlink>
       <w:hyperlink r:id="rId54">
@@ -1194,7 +1194,7 @@
             <w:color w:val="B31822"/>
             <w:vertAlign w:val="superscript"/>
           </w:rPr>
-          <w:t xml:space="preserve">71</w:t>
+          <w:t xml:space="preserve">74</w:t>
         </w:r>
       </w:hyperlink>
     </w:p>
@@ -1215,7 +1215,7 @@
             <w:color w:val="B31822"/>
             <w:vertAlign w:val="superscript"/>
           </w:rPr>
-          <w:t xml:space="preserve">103,</w:t>
+          <w:t xml:space="preserve">100,</w:t>
         </w:r>
       </w:hyperlink>
       <w:hyperlink r:id="rId56">
@@ -1224,7 +1224,7 @@
             <w:color w:val="B31822"/>
             <w:vertAlign w:val="superscript"/>
           </w:rPr>
-          <w:t xml:space="preserve">100</w:t>
+          <w:t xml:space="preserve">103</w:t>
         </w:r>
       </w:hyperlink>
     </w:p>
@@ -1368,7 +1368,7 @@
           <w:t xml:space="preserve">70,</w:t>
         </w:r>
       </w:hyperlink>
-      <w:hyperlink r:id="rId53">
+      <w:hyperlink r:id="rId54">
         <w:r>
           <w:rPr>
             <w:color w:val="B31822"/>
@@ -2010,22 +2010,22 @@
         </w:rPr>
         <w:t>Nursing, fellowship and allied-health training, backing budget plans for 1 lakh more allied health professionals.</w:t>
       </w:r>
+      <w:hyperlink r:id="rId63">
+        <w:r>
+          <w:rPr>
+            <w:color w:val="B31822"/>
+            <w:vertAlign w:val="superscript"/>
+          </w:rPr>
+          <w:t xml:space="preserve">36,</w:t>
+        </w:r>
+      </w:hyperlink>
       <w:hyperlink r:id="rId36">
         <w:r>
           <w:rPr>
             <w:color w:val="B31822"/>
             <w:vertAlign w:val="superscript"/>
           </w:rPr>
-          <w:t xml:space="preserve">83,</w:t>
-        </w:r>
-      </w:hyperlink>
-      <w:hyperlink r:id="rId63">
-        <w:r>
-          <w:rPr>
-            <w:color w:val="B31822"/>
-            <w:vertAlign w:val="superscript"/>
-          </w:rPr>
-          <w:t xml:space="preserve">36</w:t>
+          <w:t xml:space="preserve">83</w:t>
         </w:r>
       </w:hyperlink>
     </w:p>
@@ -2158,7 +2158,7 @@
             <w:color w:val="B31822"/>
             <w:vertAlign w:val="superscript"/>
           </w:rPr>
-          <w:t xml:space="preserve">33,</w:t>
+          <w:t xml:space="preserve">31,</w:t>
         </w:r>
       </w:hyperlink>
       <w:hyperlink r:id="rId68">
@@ -2167,7 +2167,7 @@
             <w:color w:val="B31822"/>
             <w:vertAlign w:val="superscript"/>
           </w:rPr>
-          <w:t xml:space="preserve">31</w:t>
+          <w:t xml:space="preserve">33</w:t>
         </w:r>
       </w:hyperlink>
     </w:p>
@@ -2191,22 +2191,22 @@
           <w:t xml:space="preserve">23,</w:t>
         </w:r>
       </w:hyperlink>
+      <w:hyperlink r:id="rId16">
+        <w:r>
+          <w:rPr>
+            <w:color w:val="B31822"/>
+            <w:vertAlign w:val="superscript"/>
+          </w:rPr>
+          <w:t xml:space="preserve">56,</w:t>
+        </w:r>
+      </w:hyperlink>
       <w:hyperlink r:id="rId40">
         <w:r>
           <w:rPr>
             <w:color w:val="B31822"/>
             <w:vertAlign w:val="superscript"/>
           </w:rPr>
-          <w:t xml:space="preserve">89,</w:t>
-        </w:r>
-      </w:hyperlink>
-      <w:hyperlink r:id="rId16">
-        <w:r>
-          <w:rPr>
-            <w:color w:val="B31822"/>
-            <w:vertAlign w:val="superscript"/>
-          </w:rPr>
-          <w:t xml:space="preserve">56</w:t>
+          <w:t xml:space="preserve">89</w:t>
         </w:r>
       </w:hyperlink>
     </w:p>
@@ -2250,7 +2250,7 @@
           <w:t xml:space="preserve">24,</w:t>
         </w:r>
       </w:hyperlink>
-      <w:hyperlink r:id="rId55">
+      <w:hyperlink r:id="rId56">
         <w:r>
           <w:rPr>
             <w:color w:val="B31822"/>
@@ -2278,7 +2278,7 @@
         </w:rPr>
         <w:t>KKR agreed to buy Medicover India's 24 hospitals; closing expected fourth quarter 2026.</w:t>
       </w:r>
-      <w:hyperlink r:id="rId53">
+      <w:hyperlink r:id="rId54">
         <w:r>
           <w:rPr>
             <w:color w:val="B31822"/>

--- a/output/India_Summary_DRAFT.docx
+++ b/output/India_Summary_DRAFT.docx
@@ -685,7 +685,7 @@
             <w:color w:val="B31822"/>
             <w:vertAlign w:val="superscript"/>
           </w:rPr>
-          <w:t xml:space="preserve">122,</w:t>
+          <w:t xml:space="preserve">155,</w:t>
         </w:r>
       </w:hyperlink>
       <w:hyperlink r:id="rId34">
@@ -694,7 +694,7 @@
             <w:color w:val="B31822"/>
             <w:vertAlign w:val="superscript"/>
           </w:rPr>
-          <w:t xml:space="preserve">124</w:t>
+          <w:t xml:space="preserve">156</w:t>
         </w:r>
       </w:hyperlink>
     </w:p>
@@ -1230,6 +1230,98 @@
     </w:p>
     <w:p>
       <w:pPr>
+        <w:spacing w:before="160" w:after="60"/>
+      </w:pPr>
+      <w:r>
+        <w:rPr>
+          <w:b/>
+          <w:color w:val="B31822"/>
+          <w:sz w:val="24"/>
+        </w:rPr>
+        <w:t>Where foreign health systems partner in India</w:t>
+      </w:r>
+    </w:p>
+    <w:p>
+      <w:r>
+        <w:rPr>
+          <w:sz w:val="20"/>
+        </w:rPr>
+        <w:t>45 partnerships active or active within five years: 36 active, 7 unclear, 2 ended. Full list with sources in the profile and the partnerships tracker.</w:t>
+      </w:r>
+    </w:p>
+    <w:p>
+      <w:pPr>
+        <w:jc w:val="center"/>
+      </w:pPr>
+      <w:r>
+        <w:drawing>
+          <wp:inline xmlns:a="http://schemas.openxmlformats.org/drawingml/2006/main" xmlns:pic="http://schemas.openxmlformats.org/drawingml/2006/picture">
+            <wp:extent cx="4320000" cy="4690286"/>
+            <wp:docPr id="4" name="Picture 4"/>
+            <wp:cNvGraphicFramePr>
+              <a:graphicFrameLocks noChangeAspect="1"/>
+            </wp:cNvGraphicFramePr>
+            <a:graphic>
+              <a:graphicData uri="http://schemas.openxmlformats.org/drawingml/2006/picture">
+                <pic:pic>
+                  <pic:nvPicPr>
+                    <pic:cNvPr id="0" name="India_partnerships_map.png"/>
+                    <pic:cNvPicPr/>
+                  </pic:nvPicPr>
+                  <pic:blipFill>
+                    <a:blip r:embed="rId57"/>
+                    <a:stretch>
+                      <a:fillRect/>
+                    </a:stretch>
+                  </pic:blipFill>
+                  <pic:spPr>
+                    <a:xfrm>
+                      <a:off x="0" y="0"/>
+                      <a:ext cx="4320000" cy="4690286"/>
+                    </a:xfrm>
+                    <a:prstGeom prst="rect"/>
+                  </pic:spPr>
+                </pic:pic>
+              </a:graphicData>
+            </a:graphic>
+          </wp:inline>
+        </w:drawing>
+      </w:r>
+    </w:p>
+    <w:p>
+      <w:r>
+        <w:rPr>
+          <w:i/>
+          <w:color w:val="6E6E6E"/>
+          <w:sz w:val="16"/>
+        </w:rPr>
+        <w:t>Foreign health-system partnerships by city of the partner in India: active, and unclear where no active partnership exists. Source: CSI partnerships tracker, verified 2026-09-30. Boundaries: Natural Earth; not an official depiction.</w:t>
+      </w:r>
+    </w:p>
+    <w:p>
+      <w:r>
+        <w:br w:type="page"/>
+      </w:r>
+    </w:p>
+    <w:p>
+      <w:pPr>
+        <w:pStyle w:val="Heading1"/>
+        <w:spacing w:before="0" w:after="80"/>
+      </w:pPr>
+      <w:r>
+        <w:t>Opportunities and Risks for CSI</w:t>
+      </w:r>
+    </w:p>
+    <w:p>
+      <w:pPr>
+        <w:spacing w:before="0" w:after="80"/>
+        <w:pBdr>
+          <w:bottom w:val="single" w:sz="12" w:space="1" w:color="D91F2C"/>
+        </w:pBdr>
+      </w:pPr>
+    </w:p>
+    <w:p>
+      <w:pPr>
         <w:spacing w:before="160" w:after="40"/>
       </w:pPr>
       <w:r>
@@ -1237,15 +1329,15 @@
           <w:b/>
           <w:sz w:val="21"/>
         </w:rPr>
-        <w:t>Largest private hospital groups by beds, 2026</w:t>
+        <w:t>Potential partners: largest private hospital groups by beds, 2026</w:t>
       </w:r>
     </w:p>
     <w:p>
       <w:r>
         <w:drawing>
           <wp:inline xmlns:a="http://schemas.openxmlformats.org/drawingml/2006/main" xmlns:pic="http://schemas.openxmlformats.org/drawingml/2006/picture">
-            <wp:extent cx="5580000" cy="2266875"/>
-            <wp:docPr id="4" name="Picture 4"/>
+            <wp:extent cx="5220000" cy="2120625"/>
+            <wp:docPr id="5" name="Picture 5"/>
             <wp:cNvGraphicFramePr>
               <a:graphicFrameLocks noChangeAspect="1"/>
             </wp:cNvGraphicFramePr>
@@ -1257,7 +1349,7 @@
                     <pic:cNvPicPr/>
                   </pic:nvPicPr>
                   <pic:blipFill>
-                    <a:blip r:embed="rId57"/>
+                    <a:blip r:embed="rId58"/>
                     <a:stretch>
                       <a:fillRect/>
                     </a:stretch>
@@ -1265,7 +1357,7 @@
                   <pic:spPr>
                     <a:xfrm>
                       <a:off x="0" y="0"/>
-                      <a:ext cx="5580000" cy="2266875"/>
+                      <a:ext cx="5220000" cy="2120625"/>
                     </a:xfrm>
                     <a:prstGeom prst="rect"/>
                   </pic:spPr>
@@ -1314,7 +1406,7 @@
           <w:t xml:space="preserve">64,</w:t>
         </w:r>
       </w:hyperlink>
-      <w:hyperlink r:id="rId58">
+      <w:hyperlink r:id="rId59">
         <w:r>
           <w:rPr>
             <w:color w:val="B31822"/>
@@ -1341,7 +1433,7 @@
           <w:t xml:space="preserve">67,</w:t>
         </w:r>
       </w:hyperlink>
-      <w:hyperlink r:id="rId59">
+      <w:hyperlink r:id="rId60">
         <w:r>
           <w:rPr>
             <w:color w:val="B31822"/>
@@ -1350,7 +1442,7 @@
           <w:t xml:space="preserve">68,</w:t>
         </w:r>
       </w:hyperlink>
-      <w:hyperlink r:id="rId60">
+      <w:hyperlink r:id="rId61">
         <w:r>
           <w:rPr>
             <w:color w:val="B31822"/>
@@ -1359,7 +1451,7 @@
           <w:t xml:space="preserve">69,</w:t>
         </w:r>
       </w:hyperlink>
-      <w:hyperlink r:id="rId61">
+      <w:hyperlink r:id="rId62">
         <w:r>
           <w:rPr>
             <w:color w:val="B31822"/>
@@ -1374,617 +1466,9 @@
             <w:color w:val="B31822"/>
             <w:vertAlign w:val="superscript"/>
           </w:rPr>
-          <w:t xml:space="preserve">74,</w:t>
+          <w:t xml:space="preserve">74</w:t>
         </w:r>
       </w:hyperlink>
-      <w:hyperlink r:id="rId62">
-        <w:r>
-          <w:rPr>
-            <w:color w:val="B31822"/>
-            <w:vertAlign w:val="superscript"/>
-          </w:rPr>
-          <w:t xml:space="preserve">137</w:t>
-        </w:r>
-      </w:hyperlink>
-    </w:p>
-    <w:p>
-      <w:pPr>
-        <w:spacing w:before="160" w:after="60"/>
-      </w:pPr>
-      <w:r>
-        <w:rPr>
-          <w:b/>
-          <w:color w:val="B31822"/>
-          <w:sz w:val="24"/>
-        </w:rPr>
-        <w:t>US academic medical centers in India</w:t>
-      </w:r>
-    </w:p>
-    <w:tbl>
-      <w:tblPr>
-        <w:tblW w:type="auto" w:w="0"/>
-        <w:tblBorders>
-          <w:top w:val="single" w:sz="4" w:space="0" w:color="D9D9D9"/>
-          <w:left w:val="single" w:sz="4" w:space="0" w:color="D9D9D9"/>
-          <w:bottom w:val="single" w:sz="4" w:space="0" w:color="D9D9D9"/>
-          <w:right w:val="single" w:sz="4" w:space="0" w:color="D9D9D9"/>
-          <w:insideH w:val="single" w:sz="4" w:space="0" w:color="D9D9D9"/>
-          <w:insideV w:val="single" w:sz="4" w:space="0" w:color="D9D9D9"/>
-        </w:tblBorders>
-        <w:tblLook w:firstColumn="1" w:firstRow="1" w:lastColumn="0" w:lastRow="0" w:noHBand="0" w:noVBand="1" w:val="04A0"/>
-      </w:tblPr>
-      <w:tblGrid>
-        <w:gridCol w:w="3249"/>
-        <w:gridCol w:w="3249"/>
-        <w:gridCol w:w="3249"/>
-      </w:tblGrid>
-      <w:tr>
-        <w:tc>
-          <w:tcPr>
-            <w:tcW w:type="dxa" w:w="2381"/>
-            <w:shd w:val="clear" w:color="auto" w:fill="D91F2C"/>
-          </w:tcPr>
-          <w:p>
-            <w:r>
-              <w:rPr>
-                <w:b/>
-                <w:color w:val="FFFFFF"/>
-                <w:sz w:val="18"/>
-              </w:rPr>
-              <w:t>US institution</w:t>
-            </w:r>
-          </w:p>
-        </w:tc>
-        <w:tc>
-          <w:tcPr>
-            <w:tcW w:type="dxa" w:w="3402"/>
-            <w:shd w:val="clear" w:color="auto" w:fill="D91F2C"/>
-          </w:tcPr>
-          <w:p>
-            <w:r>
-              <w:rPr>
-                <w:b/>
-                <w:color w:val="FFFFFF"/>
-                <w:sz w:val="18"/>
-              </w:rPr>
-              <w:t>Partner in India</w:t>
-            </w:r>
-          </w:p>
-        </w:tc>
-        <w:tc>
-          <w:tcPr>
-            <w:tcW w:type="dxa" w:w="3969"/>
-            <w:shd w:val="clear" w:color="auto" w:fill="D91F2C"/>
-          </w:tcPr>
-          <w:p>
-            <w:r>
-              <w:rPr>
-                <w:b/>
-                <w:color w:val="FFFFFF"/>
-                <w:sz w:val="18"/>
-              </w:rPr>
-              <w:t>Status</w:t>
-            </w:r>
-          </w:p>
-        </w:tc>
-      </w:tr>
-      <w:tr>
-        <w:tc>
-          <w:tcPr>
-            <w:tcW w:type="dxa" w:w="2381"/>
-          </w:tcPr>
-          <w:p>
-            <w:r>
-              <w:rPr>
-                <w:b/>
-                <w:sz w:val="18"/>
-              </w:rPr>
-              <w:t>Mayo Clinic</w:t>
-            </w:r>
-          </w:p>
-        </w:tc>
-        <w:tc>
-          <w:tcPr>
-            <w:tcW w:type="dxa" w:w="3402"/>
-          </w:tcPr>
-          <w:p>
-            <w:r>
-              <w:rPr>
-                <w:b w:val="0"/>
-                <w:sz w:val="18"/>
-              </w:rPr>
-              <w:t>AIG, Lilavati, Adani</w:t>
-            </w:r>
-          </w:p>
-        </w:tc>
-        <w:tc>
-          <w:tcPr>
-            <w:tcW w:type="dxa" w:w="3969"/>
-          </w:tcPr>
-          <w:p>
-            <w:r>
-              <w:rPr>
-                <w:b w:val="0"/>
-                <w:sz w:val="18"/>
-              </w:rPr>
-              <w:t>2019, 2025; not confirmed</w:t>
-            </w:r>
-          </w:p>
-        </w:tc>
-      </w:tr>
-      <w:tr>
-        <w:tc>
-          <w:tcPr>
-            <w:tcW w:type="dxa" w:w="2381"/>
-          </w:tcPr>
-          <w:p>
-            <w:r>
-              <w:rPr>
-                <w:b/>
-                <w:sz w:val="18"/>
-              </w:rPr>
-              <w:t>Cleveland Clinic</w:t>
-            </w:r>
-          </w:p>
-        </w:tc>
-        <w:tc>
-          <w:tcPr>
-            <w:tcW w:type="dxa" w:w="3402"/>
-          </w:tcPr>
-          <w:p>
-            <w:r>
-              <w:rPr>
-                <w:b w:val="0"/>
-                <w:sz w:val="18"/>
-              </w:rPr>
-              <w:t>Maharashtra, Brookfield, Arodhan</w:t>
-            </w:r>
-          </w:p>
-        </w:tc>
-        <w:tc>
-          <w:tcPr>
-            <w:tcW w:type="dxa" w:w="3969"/>
-          </w:tcPr>
-          <w:p>
-            <w:r>
-              <w:rPr>
-                <w:b w:val="0"/>
-                <w:sz w:val="18"/>
-              </w:rPr>
-              <w:t>MoU signed June 2026</w:t>
-            </w:r>
-          </w:p>
-        </w:tc>
-      </w:tr>
-      <w:tr>
-        <w:tc>
-          <w:tcPr>
-            <w:tcW w:type="dxa" w:w="2381"/>
-          </w:tcPr>
-          <w:p>
-            <w:r>
-              <w:rPr>
-                <w:b/>
-                <w:sz w:val="18"/>
-              </w:rPr>
-              <w:t>Johns Hopkins</w:t>
-            </w:r>
-          </w:p>
-        </w:tc>
-        <w:tc>
-          <w:tcPr>
-            <w:tcW w:type="dxa" w:w="3402"/>
-          </w:tcPr>
-          <w:p>
-            <w:r>
-              <w:rPr>
-                <w:b w:val="0"/>
-                <w:sz w:val="18"/>
-              </w:rPr>
-              <w:t>HCL; IIT Bombay</w:t>
-            </w:r>
-          </w:p>
-        </w:tc>
-        <w:tc>
-          <w:tcPr>
-            <w:tcW w:type="dxa" w:w="3969"/>
-          </w:tcPr>
-          <w:p>
-            <w:r>
-              <w:rPr>
-                <w:b w:val="0"/>
-                <w:sz w:val="18"/>
-              </w:rPr>
-              <w:t>2014, 2023; not confirmed</w:t>
-            </w:r>
-          </w:p>
-        </w:tc>
-      </w:tr>
-      <w:tr>
-        <w:tc>
-          <w:tcPr>
-            <w:tcW w:type="dxa" w:w="2381"/>
-          </w:tcPr>
-          <w:p>
-            <w:r>
-              <w:rPr>
-                <w:b/>
-                <w:sz w:val="18"/>
-              </w:rPr>
-              <w:t>Memorial Sloan Kettering</w:t>
-            </w:r>
-          </w:p>
-        </w:tc>
-        <w:tc>
-          <w:tcPr>
-            <w:tcW w:type="dxa" w:w="3402"/>
-          </w:tcPr>
-          <w:p>
-            <w:r>
-              <w:rPr>
-                <w:b w:val="0"/>
-                <w:sz w:val="18"/>
-              </w:rPr>
-              <w:t>iCliniq</w:t>
-            </w:r>
-          </w:p>
-        </w:tc>
-        <w:tc>
-          <w:tcPr>
-            <w:tcW w:type="dxa" w:w="3969"/>
-          </w:tcPr>
-          <w:p>
-            <w:r>
-              <w:rPr>
-                <w:b w:val="0"/>
-                <w:sz w:val="18"/>
-              </w:rPr>
-              <w:t>2021; not confirmed</w:t>
-            </w:r>
-          </w:p>
-        </w:tc>
-      </w:tr>
-      <w:tr>
-        <w:tc>
-          <w:tcPr>
-            <w:tcW w:type="dxa" w:w="2381"/>
-          </w:tcPr>
-          <w:p>
-            <w:r>
-              <w:rPr>
-                <w:b/>
-                <w:sz w:val="18"/>
-              </w:rPr>
-              <w:t>MD Anderson</w:t>
-            </w:r>
-          </w:p>
-        </w:tc>
-        <w:tc>
-          <w:tcPr>
-            <w:tcW w:type="dxa" w:w="3402"/>
-          </w:tcPr>
-          <w:p>
-            <w:r>
-              <w:rPr>
-                <w:b w:val="0"/>
-                <w:sz w:val="18"/>
-              </w:rPr>
-              <w:t>Tata Memorial Hospital</w:t>
-            </w:r>
-          </w:p>
-        </w:tc>
-        <w:tc>
-          <w:tcPr>
-            <w:tcW w:type="dxa" w:w="3969"/>
-          </w:tcPr>
-          <w:p>
-            <w:r>
-              <w:rPr>
-                <w:b w:val="0"/>
-                <w:sz w:val="18"/>
-              </w:rPr>
-              <w:t>Sister agreement 2003; ECHO partner</w:t>
-            </w:r>
-          </w:p>
-        </w:tc>
-      </w:tr>
-      <w:tr>
-        <w:tc>
-          <w:tcPr>
-            <w:tcW w:type="dxa" w:w="2381"/>
-          </w:tcPr>
-          <w:p>
-            <w:r>
-              <w:rPr>
-                <w:b/>
-                <w:sz w:val="18"/>
-              </w:rPr>
-              <w:t>Mount Sinai</w:t>
-            </w:r>
-          </w:p>
-        </w:tc>
-        <w:tc>
-          <w:tcPr>
-            <w:tcW w:type="dxa" w:w="3402"/>
-          </w:tcPr>
-          <w:p>
-            <w:r>
-              <w:rPr>
-                <w:b w:val="0"/>
-                <w:sz w:val="18"/>
-              </w:rPr>
-              <w:t>Ramaiah Memorial Hospital</w:t>
-            </w:r>
-          </w:p>
-        </w:tc>
-        <w:tc>
-          <w:tcPr>
-            <w:tcW w:type="dxa" w:w="3969"/>
-          </w:tcPr>
-          <w:p>
-            <w:r>
-              <w:rPr>
-                <w:b w:val="0"/>
-                <w:sz w:val="18"/>
-              </w:rPr>
-              <w:t>July 2024; 10-year term reported</w:t>
-            </w:r>
-          </w:p>
-        </w:tc>
-      </w:tr>
-      <w:tr>
-        <w:tc>
-          <w:tcPr>
-            <w:tcW w:type="dxa" w:w="2381"/>
-          </w:tcPr>
-          <w:p>
-            <w:r>
-              <w:rPr>
-                <w:b/>
-                <w:sz w:val="18"/>
-              </w:rPr>
-              <w:t>UCLA Health</w:t>
-            </w:r>
-          </w:p>
-        </w:tc>
-        <w:tc>
-          <w:tcPr>
-            <w:tcW w:type="dxa" w:w="3402"/>
-          </w:tcPr>
-          <w:p>
-            <w:r>
-              <w:rPr>
-                <w:b w:val="0"/>
-                <w:sz w:val="18"/>
-              </w:rPr>
-              <w:t>Narendra Modi Medical College; AIIMS</w:t>
-            </w:r>
-          </w:p>
-        </w:tc>
-        <w:tc>
-          <w:tcPr>
-            <w:tcW w:type="dxa" w:w="3969"/>
-          </w:tcPr>
-          <w:p>
-            <w:r>
-              <w:rPr>
-                <w:b w:val="0"/>
-                <w:sz w:val="18"/>
-              </w:rPr>
-              <w:t>2024; department level</w:t>
-            </w:r>
-          </w:p>
-        </w:tc>
-      </w:tr>
-      <w:tr>
-        <w:tc>
-          <w:tcPr>
-            <w:tcW w:type="dxa" w:w="2381"/>
-          </w:tcPr>
-          <w:p>
-            <w:r>
-              <w:rPr>
-                <w:b/>
-                <w:sz w:val="18"/>
-              </w:rPr>
-              <w:t>NewYork-Presbyterian</w:t>
-            </w:r>
-          </w:p>
-        </w:tc>
-        <w:tc>
-          <w:tcPr>
-            <w:tcW w:type="dxa" w:w="3402"/>
-          </w:tcPr>
-          <w:p>
-            <w:r>
-              <w:rPr>
-                <w:b w:val="0"/>
-                <w:sz w:val="18"/>
-              </w:rPr>
-              <w:t>Emergency services</w:t>
-            </w:r>
-          </w:p>
-        </w:tc>
-        <w:tc>
-          <w:tcPr>
-            <w:tcW w:type="dxa" w:w="3969"/>
-          </w:tcPr>
-          <w:p>
-            <w:r>
-              <w:rPr>
-                <w:b w:val="0"/>
-                <w:sz w:val="18"/>
-              </w:rPr>
-              <w:t>2007, 2008; none currently listed</w:t>
-            </w:r>
-          </w:p>
-        </w:tc>
-      </w:tr>
-      <w:tr>
-        <w:tc>
-          <w:tcPr>
-            <w:tcW w:type="dxa" w:w="2381"/>
-          </w:tcPr>
-          <w:p>
-            <w:r>
-              <w:rPr>
-                <w:b/>
-                <w:sz w:val="18"/>
-              </w:rPr>
-              <w:t>UPMC</w:t>
-            </w:r>
-          </w:p>
-        </w:tc>
-        <w:tc>
-          <w:tcPr>
-            <w:tcW w:type="dxa" w:w="3402"/>
-          </w:tcPr>
-          <w:p>
-            <w:r>
-              <w:rPr>
-                <w:b w:val="0"/>
-                <w:sz w:val="18"/>
-              </w:rPr>
-              <w:t>TeleChikitsa; Citizens Hospital</w:t>
-            </w:r>
-          </w:p>
-        </w:tc>
-        <w:tc>
-          <w:tcPr>
-            <w:tcW w:type="dxa" w:w="3969"/>
-          </w:tcPr>
-          <w:p>
-            <w:r>
-              <w:rPr>
-                <w:b w:val="0"/>
-                <w:sz w:val="18"/>
-              </w:rPr>
-              <w:t>2014; not confirmed</w:t>
-            </w:r>
-          </w:p>
-        </w:tc>
-      </w:tr>
-      <w:tr>
-        <w:tc>
-          <w:tcPr>
-            <w:tcW w:type="dxa" w:w="2381"/>
-          </w:tcPr>
-          <w:p>
-            <w:r>
-              <w:rPr>
-                <w:b/>
-                <w:sz w:val="18"/>
-              </w:rPr>
-              <w:t>Mass General Brigham</w:t>
-            </w:r>
-          </w:p>
-        </w:tc>
-        <w:tc>
-          <w:tcPr>
-            <w:tcW w:type="dxa" w:w="3402"/>
-          </w:tcPr>
-          <w:p>
-            <w:r>
-              <w:rPr>
-                <w:b w:val="0"/>
-                <w:sz w:val="18"/>
-              </w:rPr>
-              <w:t>Wockhardt Hospitals</w:t>
-            </w:r>
-          </w:p>
-        </w:tc>
-        <w:tc>
-          <w:tcPr>
-            <w:tcW w:type="dxa" w:w="3969"/>
-          </w:tcPr>
-          <w:p>
-            <w:r>
-              <w:rPr>
-                <w:b w:val="0"/>
-                <w:sz w:val="18"/>
-              </w:rPr>
-              <w:t>About 2001; not confirmed</w:t>
-            </w:r>
-          </w:p>
-        </w:tc>
-      </w:tr>
-      <w:tr>
-        <w:tc>
-          <w:tcPr>
-            <w:tcW w:type="dxa" w:w="2381"/>
-          </w:tcPr>
-          <w:p>
-            <w:r>
-              <w:rPr>
-                <w:b/>
-                <w:sz w:val="18"/>
-              </w:rPr>
-              <w:t>Houston Methodist; Northwestern</w:t>
-            </w:r>
-          </w:p>
-        </w:tc>
-        <w:tc>
-          <w:tcPr>
-            <w:tcW w:type="dxa" w:w="3402"/>
-          </w:tcPr>
-          <w:p>
-            <w:r>
-              <w:rPr>
-                <w:b w:val="0"/>
-                <w:sz w:val="18"/>
-              </w:rPr>
-              <w:t>None identified</w:t>
-            </w:r>
-          </w:p>
-        </w:tc>
-        <w:tc>
-          <w:tcPr>
-            <w:tcW w:type="dxa" w:w="3969"/>
-          </w:tcPr>
-          <w:p>
-            <w:r>
-              <w:rPr>
-                <w:b w:val="0"/>
-                <w:sz w:val="18"/>
-              </w:rPr>
-              <w:t>None listed</w:t>
-            </w:r>
-          </w:p>
-        </w:tc>
-      </w:tr>
-    </w:tbl>
-    <w:p>
-      <w:pPr>
-        <w:spacing w:before="120"/>
-      </w:pPr>
-      <w:r>
-        <w:rPr>
-          <w:sz w:val="20"/>
-        </w:rPr>
-        <w:t>US ties are mostly advisory, network or education deals, not ownership; several are less visible than headlines suggest.</w:t>
-      </w:r>
-    </w:p>
-    <w:p>
-      <w:r>
-        <w:br w:type="page"/>
-      </w:r>
-    </w:p>
-    <w:p>
-      <w:pPr>
-        <w:pStyle w:val="Heading1"/>
-        <w:spacing w:before="0" w:after="80"/>
-      </w:pPr>
-      <w:r>
-        <w:t>Opportunities and Risks for CSI</w:t>
-      </w:r>
-    </w:p>
-    <w:p>
-      <w:pPr>
-        <w:spacing w:before="0" w:after="80"/>
-        <w:pBdr>
-          <w:bottom w:val="single" w:sz="12" w:space="1" w:color="D91F2C"/>
-        </w:pBdr>
-      </w:pPr>
     </w:p>
     <w:p>
       <w:pPr>
@@ -2287,13 +1771,13 @@
           <w:t xml:space="preserve">74,</w:t>
         </w:r>
       </w:hyperlink>
-      <w:hyperlink r:id="rId62">
+      <w:hyperlink r:id="rId69">
         <w:r>
           <w:rPr>
             <w:color w:val="B31822"/>
             <w:vertAlign w:val="superscript"/>
           </w:rPr>
-          <w:t xml:space="preserve">137</w:t>
+          <w:t xml:space="preserve">152</w:t>
         </w:r>
       </w:hyperlink>
     </w:p>
@@ -2324,7 +1808,7 @@
           <w:t xml:space="preserve">56,</w:t>
         </w:r>
       </w:hyperlink>
-      <w:hyperlink r:id="rId69">
+      <w:hyperlink r:id="rId70">
         <w:r>
           <w:rPr>
             <w:color w:val="B31822"/>

--- a/output/India_Summary_DRAFT.docx
+++ b/output/India_Summary_DRAFT.docx
@@ -27,7 +27,7 @@
       <w:r>
         <w:drawing>
           <wp:inline xmlns:a="http://schemas.openxmlformats.org/drawingml/2006/main" xmlns:pic="http://schemas.openxmlformats.org/drawingml/2006/picture">
-            <wp:extent cx="6188710" cy="2784920"/>
+            <wp:extent cx="6188710" cy="3482119"/>
             <wp:docPr id="1" name="Picture 1"/>
             <wp:cNvGraphicFramePr>
               <a:graphicFrameLocks noChangeAspect="1"/>
@@ -36,7 +36,7 @@
               <a:graphicData uri="http://schemas.openxmlformats.org/drawingml/2006/picture">
                 <pic:pic>
                   <pic:nvPicPr>
-                    <pic:cNvPr id="0" name="India_cover_map.png"/>
+                    <pic:cNvPr id="0" name="India.jpg"/>
                     <pic:cNvPicPr/>
                   </pic:nvPicPr>
                   <pic:blipFill>
@@ -48,7 +48,7 @@
                   <pic:spPr>
                     <a:xfrm>
                       <a:off x="0" y="0"/>
-                      <a:ext cx="6188710" cy="2784920"/>
+                      <a:ext cx="6188710" cy="3482119"/>
                     </a:xfrm>
                     <a:prstGeom prst="rect"/>
                   </pic:spPr>
